--- a/example_articles/race_ethnicity/Multiple/5.race_ethnicity_Multiple_Other_publisher.docx
+++ b/example_articles/race_ethnicity/Multiple/5.race_ethnicity_Multiple_Other_publisher.docx
@@ -32,12 +32,12 @@
     </w:p>
     <w:p>
       <w:r>
-        <w:t>Extracted race/ethnicity: Mixed; includes Black and White (working-class Democrats)</w:t>
+        <w:t>Raw race_ethnicity result: Mixed; includes Black and White (working-class Democrats)</w:t>
       </w:r>
     </w:p>
     <w:p>
       <w:r>
-        <w:t>Race/Ethnicity (Standardized): Multiple</w:t>
+        <w:t>race_ethnicity_stand_flat (Standardized): Multiple</w:t>
       </w:r>
     </w:p>
     <w:p>

--- a/example_articles/race_ethnicity/Multiple/5.race_ethnicity_Multiple_Other_publisher.docx
+++ b/example_articles/race_ethnicity/Multiple/5.race_ethnicity_Multiple_Other_publisher.docx
@@ -27,17 +27,17 @@
     </w:p>
     <w:p>
       <w:r>
-        <w:t>Source File: Other publishers/Files (500) (23).DOCX</w:t>
+        <w:t>Source file: Other publishers/Files (500) (23).DOCX</w:t>
       </w:r>
     </w:p>
     <w:p>
       <w:r>
-        <w:t>Raw race_ethnicity result: Mixed; includes Black and White (working-class Democrats)</w:t>
+        <w:t>Raw race ethnicity result, 'race_ethnicity': Mixed; includes Black and White (working-class Democrats)</w:t>
       </w:r>
     </w:p>
     <w:p>
       <w:r>
-        <w:t>race_ethnicity_stand_flat (Standardized): Multiple</w:t>
+        <w:t>Standardized race ethnicity result, 'race_ethnicity_stand_flat': Multiple</w:t>
       </w:r>
     </w:p>
     <w:p>

--- a/example_articles/race_ethnicity/Multiple/5.race_ethnicity_Multiple_Other_publisher.docx
+++ b/example_articles/race_ethnicity/Multiple/5.race_ethnicity_Multiple_Other_publisher.docx
@@ -7,7 +7,7 @@
         <w:pStyle w:val="Heading1"/>
       </w:pPr>
       <w:r>
-        <w:t>'Camelot couple' lived an illusion</w:t>
+        <w:t>'Motor voter' plan enhances democracy</w:t>
       </w:r>
     </w:p>
     <w:p>
@@ -17,22 +17,22 @@
     </w:p>
     <w:p>
       <w:r>
-        <w:t>Date: 1990-01-10</w:t>
+        <w:t>Date: 1990-02-08</w:t>
       </w:r>
     </w:p>
     <w:p>
       <w:r>
-        <w:t>Section: NEWS; Pg. 3A</w:t>
+        <w:t>Section: NEWS; Pg. 12A; Opinion</w:t>
       </w:r>
     </w:p>
     <w:p>
       <w:r>
-        <w:t>Source file: Other publishers/Files (500) (23).DOCX</w:t>
+        <w:t>Source file: Other publishers/Files (500) (17).DOCX</w:t>
       </w:r>
     </w:p>
     <w:p>
       <w:r>
-        <w:t>Raw race ethnicity result, 'race_ethnicity': Mixed; includes Black and White (working-class Democrats)</w:t>
+        <w:t>Raw race ethnicity result, 'race_ethnicity': White; Black or African American</w:t>
       </w:r>
     </w:p>
     <w:p>
@@ -49,47 +49,49 @@
     </w:p>
     <w:p>
       <w:r>
-        <w:t>Charles Stuart lies cold and quiet in Woodlawn Cemetery's Plot 1445, but almost no one is willing to let him or the murder of his pregnant wife Carol lie in peace.</w:t>
+        <w:t>DeWayne Wickham is a columnist for Gannett News Service and USA TODAY.</w:t>
         <w:br/>
-        <w:t>The shooting of Stuart's wife, his earlier tale that a black assailant was to blame, then his leap last Thursday off the Tobin Bridge after his brother made him the top suspect in his wife's murder has captivated a nation hungry for missing pieces of the sordid puzzle.</w:t>
+        <w:t xml:space="preserve"> </w:t>
         <w:br/>
-        <w:t>''I think all the answers went down in the Mystic River'' where Charles Stuart died, said Kathy King, a neighbor.</w:t>
+        <w:t xml:space="preserve"> BALTIMORE - The debate is very heated.</w:t>
         <w:br/>
-        <w:t>What is it about the case that ''tugged at every emotion,'' as Joyce Brothers puts it?</w:t>
+        <w:t>On one side are those who want to open up government to people long excluded from the political process.</w:t>
         <w:br/>
-        <w:t>''It has all the elements,'' Brothers said, ''murder, romantic entanglements, money, mystery.'' And anger.</w:t>
+        <w:t>Opposing them are the men and women made uncomfortable by such a revolutionary idea.</w:t>
         <w:br/>
-        <w:t>''People are very angry that their emotions were manipulated. People very much resent being made a fool of.''</w:t>
+        <w:t>No, I'm not talking about this week's Soviet Central Committee meeting in Moscow. And this ideological clash isn't occurring in Yugoslavia or Bulgaria, either.</w:t>
         <w:br/>
-        <w:t>After Charles used his car phone to beg for help during the shooting, the story seemed a tragic end for what the media dubbed the ''Camelot couple.''</w:t>
+        <w:t>It happening in the halls of the United States Congress.</w:t>
         <w:br/>
-        <w:t>''Theoretically,'' said Brothers, ''they were very much in love … coming back from a natural childbirth class - from what was supposed to have been the happiest moment in their lives.''</w:t>
+        <w:t>That's right.</w:t>
         <w:br/>
-        <w:t>Now, Carol Stuart's family talks about the mirage of her ''totally happy life.''</w:t>
+        <w:t>While a democracy movement is rushing across Eastern Europe, Congress debates a bill that will make it easier for Americans to vote.</w:t>
         <w:br/>
-        <w:t>''It's unbelievable, we never would have guessed it in a million years,'' said her brother, Carl DiMaiti.</w:t>
+        <w:t>An influential clique of Republicans has been battling to kill the bill that requires states to register to vote people who apply for driver's licenses. It passed the House Tuesday but still must win Senate approval and withstand a threatened presidential veto to become law.</w:t>
         <w:br/>
-        <w:t>''She was a little Cinderella,'' said Carol Dunn, who worked with Carol Stuart at Suffolk University Law School in 1983. ''She was so bubbly.''</w:t>
+        <w:t>Given our national obsession with the automobile, passage of the bill would likely swell the voting rolls - a democratic act that's certain to keep us ahead of Bolshevik reformers.</w:t>
         <w:br/>
-        <w:t>Dark-haired and petite, Carol Stuart, 30, worried about her weight and always ate salads. Mostly, Dunn said, ''she worried about other people and took care of them.''</w:t>
+        <w:t>Opponents of the ''motor voter'' bill have rallied president Bush to their side. It seems the acknowledged leader of the Free World, too, wants to limit the freedom of people to register to vote.</w:t>
         <w:br/>
-        <w:t>Dunn was especially impressed with Carol Stuart's close relationship with her family and then-boyfriend. Charles Stuart, a former altar boy, was as quiet as she was outgoing, says Dunn.</w:t>
+        <w:t>Throughout history, the right to vote has always been zealously guarded by a jealous elite. Extending this basic democratic right to working-class white men, women and African-Americans took nearly two centuries.</w:t>
         <w:br/>
-        <w:t>At the couple's slate-blue split-level on Reading's Harvest Street, a wreath with little blue teddy bears still hangs on the door. The light above the front door is on.</w:t>
+        <w:t>But a mix of state voter-registration laws now undermines the exercise of this constitutional guarantee.</w:t>
         <w:br/>
-        <w:t>The Revere neighborhood where Charles Stuart grew up is a tight-knit enclave of mostly working-class Irish families. Most have lived there for generations; many are related. Children play in the street while their parents socialize.</w:t>
+        <w:t>The motor voter bill - which also provides for voter registration in other public offices - is intended to keep our democracy out front of those emerging from behind the Iron Curtain.</w:t>
         <w:br/>
-        <w:t>''I feel bad for the family, because Charlie (Sr.) and Dot are nice people,'' says King, who lives behind the Stuarts. ''They didn't do anything wrong and they can't even walk out the door.'' Neighbor Joanne Bogus, who has lived two houses down from the Stuarts for 14 years, said the Stuart boys were always together and that neighborhood children ''looked up to Chuckie (Charles Jr.).''</w:t>
+        <w:t>A good number of Republicans think the whole idea is a scheme by Democrats to increase their ranks. Maybe.</w:t>
         <w:br/>
-        <w:t>King described Charles as the kind of boy who would shovel the snow off an elderly neighbor's steps.  That he could have grown up to be a cold, calculated killer is hard to believe, she said. ''It's really bizarre. This is definitely going to be a movie someday - it's better than the soap operas.''</w:t>
+        <w:t>But should the right to vote be meted out like so many pork-barrel projects? Shouldn't it be protected by Democrats and Republicans alike, regardless of who benefits?</w:t>
         <w:br/>
-        <w:t>''Not once did Chuck Stuart give us any reason to believe he was anything but honest,'' said Jay Kakas, owner of the fur store where Stuart worked. ''If he had, he would have been out of here long ago. Like everyone else, we were duped.''</w:t>
+        <w:t>Squashing an effort to make it easier for people to vote is the act of those who cling desperately to power.</w:t>
+        <w:br/>
+        <w:t>Unseating them ought to be the job of freedom-loving people everywhere.</w:t>
         <w:br/>
         <w:br/>
         <w:t>Notes</w:t>
         <w:br/>
         <w:br/>
-        <w:t>Accompanies; Boston mayor defends manhunt; Gun found; may be from fur shop</w:t>
+        <w:t>Ribbon Label; FACE-OFF; MAKING VOTING EASIER; 2</w:t>
         <w:br/>
         <w:br/>
         <w:t>Graphic</w:t>
@@ -97,11 +99,7 @@
         <w:br/>
         <w:t xml:space="preserve"> </w:t>
         <w:br/>
-        <w:t>PHOTO; b/w, Mark Garfinkel, AP (Murder Cases, boat and divers); PHOTO; b/w, AP (Murder Cases, Carol Stuart)</w:t>
-        <w:br/>
-        <w:t xml:space="preserve"> </w:t>
-        <w:br/>
-        <w:t>CUTLINE: SEEKING EVIDENCE: A diver hands a container to officials aboard a Boston police boat in the Pines River Tuesday. Police announced they may have found the gun used in the Stuart case. CUTLINE: CAROL STUART: Family described her as a woman with a 'torally happy life.'</w:t>
+        <w:t>PHOTO; b/w (DeWayne Wickham)</w:t>
       </w:r>
     </w:p>
     <w:sectPr>

--- a/example_articles/race_ethnicity/Multiple/5.race_ethnicity_Multiple_Other_publisher.docx
+++ b/example_articles/race_ethnicity/Multiple/5.race_ethnicity_Multiple_Other_publisher.docx
@@ -7,7 +7,7 @@
         <w:pStyle w:val="Heading1"/>
       </w:pPr>
       <w:r>
-        <w:t>'Motor voter' plan enhances democracy</w:t>
+        <w:t>Suspicion of roots of redevelopment</w:t>
       </w:r>
     </w:p>
     <w:p>
@@ -17,22 +17,22 @@
     </w:p>
     <w:p>
       <w:r>
-        <w:t>Date: 1990-02-08</w:t>
+        <w:t>Date: 2003-10-02</w:t>
       </w:r>
     </w:p>
     <w:p>
       <w:r>
-        <w:t>Section: NEWS; Pg. 12A; Opinion</w:t>
+        <w:t>Section: SOUTH JERSEY; Pg. B01</w:t>
       </w:r>
     </w:p>
     <w:p>
       <w:r>
-        <w:t>Source file: Other publishers/Files (500) (17).DOCX</w:t>
+        <w:t>Source file: Other publishers/Files (500) (20).DOCX</w:t>
       </w:r>
     </w:p>
     <w:p>
       <w:r>
-        <w:t>Raw race ethnicity result, 'race_ethnicity': White; Black or African American</w:t>
+        <w:t>Raw race ethnicity result, 'race_ethnicity': Hispanic, Asian, Indian</w:t>
       </w:r>
     </w:p>
     <w:p>
@@ -49,57 +49,83 @@
     </w:p>
     <w:p>
       <w:r>
-        <w:t>DeWayne Wickham is a columnist for Gannett News Service and USA TODAY.</w:t>
+        <w:t>I've seen some blighted neighborhoods in my day, but none like the one they're fighting about in Ventnor.</w:t>
         <w:br/>
-        <w:t xml:space="preserve"> </w:t>
+        <w:t>Tree-lined streets, with neatly trimmed lawns. Flowers and flags out front. "Proud to be an American" signs hanging on the front door, Indian saris drying on the back porch.</w:t>
         <w:br/>
-        <w:t xml:space="preserve"> BALTIMORE - The debate is very heated.</w:t>
+        <w:t>And "for sale" signs, on properties with price tags of up to $325,000.</w:t>
         <w:br/>
-        <w:t>On one side are those who want to open up government to people long excluded from the political process.</w:t>
+        <w:t>This is what Ventnor defines as dilapidated and in need of demolition?</w:t>
         <w:br/>
-        <w:t>Opposing them are the men and women made uncomfortable by such a revolutionary idea.</w:t>
+        <w:t>This is where city officials are offering owners thousands to boot tenants and go back to seasonal-only rentals as a way to reduce dreaded density?</w:t>
         <w:br/>
-        <w:t>No, I'm not talking about this week's Soviet Central Committee meeting in Moscow. And this ideological clash isn't occurring in Yugoslavia or Bulgaria, either.</w:t>
+        <w:t>Yes, city officials sigh. Isn't it awful?</w:t>
         <w:br/>
-        <w:t>It happening in the halls of the United States Congress.</w:t>
+        <w:t>And if a lot of the folks who will be kicked to the curb in the process just happen to be low-income, hardworking and Hispanic, well, that's just a crazy coincidence.</w:t>
         <w:br/>
-        <w:t>That's right.</w:t>
+        <w:t>Unless it's really, in the words of one opponent, a not-so-subtle form of "economic ethnic cleansing."</w:t>
         <w:br/>
-        <w:t>While a democracy movement is rushing across Eastern Europe, Congress debates a bill that will make it easier for Americans to vote.</w:t>
+        <w:t>So much for stress-free living down the Shore. In Ventnor, summer turned to fall and laughter to lawsuits.</w:t>
         <w:br/>
-        <w:t>An influential clique of Republicans has been battling to kill the bill that requires states to register to vote people who apply for driver's licenses. It passed the House Tuesday but still must win Senate approval and withstand a threatened presidential veto to become law.</w:t>
+        <w:t>All over the city's plan to spruce up a neighborhood that, anywhere else on the planet, would already seem plenty spruced.</w:t>
         <w:br/>
-        <w:t>Given our national obsession with the automobile, passage of the bill would likely swell the voting rolls - a democratic act that's certain to keep us ahead of Bolshevik reformers.</w:t>
+        <w:t>Home, for whom?</w:t>
         <w:br/>
-        <w:t>Opponents of the ''motor voter'' bill have rallied president Bush to their side. It seems the acknowledged leader of the Free World, too, wants to limit the freedom of people to register to vote.</w:t>
+        <w:t>Ventnor measures just two square miles. Yet nearly 13,000 people call it home, making it the most densely populated city in all of Atlantic County.</w:t>
         <w:br/>
-        <w:t>Throughout history, the right to vote has always been zealously guarded by a jealous elite. Extending this basic democratic right to working-class white men, women and African-Americans took nearly two centuries.</w:t>
+        <w:t>Especially in the area closest to Atlantic City, a working-class community of longtimers, beach lovers and and recent immigrants hopping the jitney to jobs as casino cooks, dishwashers and maids.</w:t>
         <w:br/>
-        <w:t>But a mix of state voter-registration laws now undermines the exercise of this constitutional guarantee.</w:t>
+        <w:t>In Ventnor, the Hispanic, Indian and Asian newcomers crowd into single-family homes carved up into multifamily apartments. The rents are affordable, the area safe.</w:t>
         <w:br/>
-        <w:t>The motor voter bill - which also provides for voter registration in other public offices - is intended to keep our democracy out front of those emerging from behind the Iron Curtain.</w:t>
+        <w:t>All of which makes Ventnor's plans to "redevelop" the 26-block area - and demolish 17 buildings - seem suspicious.</w:t>
         <w:br/>
-        <w:t>A good number of Republicans think the whole idea is a scheme by Democrats to increase their ranks. Maybe.</w:t>
+        <w:t>Officially, the officials say they are acting in the name of progress.</w:t>
         <w:br/>
-        <w:t>But should the right to vote be meted out like so many pork-barrel projects? Shouldn't it be protected by Democrats and Republicans alike, regardless of who benefits?</w:t>
+        <w:t>Paying owners $12,000 to $22,000 to convert to summer-only rentals will ease crowded conditions, the mayor and others insist.</w:t>
         <w:br/>
-        <w:t>Squashing an effort to make it easier for people to vote is the act of those who cling desperately to power.</w:t>
+        <w:t>And bulldozing other buildings will jump-start investment - even if a rumored replacement, an assisted-living facility, belies the anti-density argument.</w:t>
         <w:br/>
-        <w:t>Unseating them ought to be the job of freedom-loving people everywhere.</w:t>
+        <w:t>For the life of him, Ventnor's city solicitor, John Scott Abbott, can't understand why residents aren't rejoicing over redevelopment.</w:t>
         <w:br/>
+        <w:t>He cites damp basement apartments with low ceilings as signs of inhospitable living conditions.</w:t>
         <w:br/>
-        <w:t>Notes</w:t>
+        <w:t>And he claims that some of the 90-year-old houses have "outlived their useful life" - a laughable statement to those of us living elsewhere in 200-year-old homes.</w:t>
         <w:br/>
+        <w:t>"We're not trying to force people out," Abbott insists. "We're trying to provide a better quality of life for everybody."</w:t>
         <w:br/>
-        <w:t>Ribbon Label; FACE-OFF; MAKING VOTING EASIER; 2</w:t>
+        <w:t>Do the math</w:t>
         <w:br/>
+        <w:t>By "better quality of life," of course, he means a life lived someplace else.</w:t>
         <w:br/>
-        <w:t>Graphic</w:t>
+        <w:t>And by "everybody," does he mean everybody but Hispanics?</w:t>
         <w:br/>
+        <w:t>It sure looks that way to the Hispanic Alliance of Atlantic County.</w:t>
         <w:br/>
-        <w:t xml:space="preserve"> </w:t>
+        <w:t>The group filed a lawsuit alleging that Ventnor's redevelopment plans are a ploy to push Hispanics out of town.</w:t>
         <w:br/>
-        <w:t>PHOTO; b/w (DeWayne Wickham)</w:t>
+        <w:t>Census figures prove it, they say.</w:t>
+        <w:br/>
+        <w:t>Seventeen percent of the city's population is Hispanic. Forty percent of them live in the area earmarked for redevelopment and rental conversions.</w:t>
+        <w:br/>
+        <w:t>A third of all the people living in the targeted area are Hispanic.</w:t>
+        <w:br/>
+        <w:t>And almost half of the rentals in that area are occupied by Hispanics.</w:t>
+        <w:br/>
+        <w:t>"The numbers speak for themselves," says Bert Lopez, the group's president. "Whether intentional or not, they're reducing Latinos."</w:t>
+        <w:br/>
+        <w:t>Fellow opponent Richard Gobel offers a less diplomatic assessment. He calls it "economic ethnic cleansing."</w:t>
+        <w:br/>
+        <w:t>Gobel is so upset that he is leading his own lawsuit - even though his home isn't on the demolition list.</w:t>
+        <w:br/>
+        <w:t>If the city takes his neighbors' houses against their will, who's to say his won't be next?</w:t>
+        <w:br/>
+        <w:t>To Gobel, it's about common sense.</w:t>
+        <w:br/>
+        <w:t>Common sense says the neighborhood isn't blighted. Common sense says it is an ethnic melting pot.</w:t>
+        <w:br/>
+        <w:t>And common sense tells him there is something more sinister at the root of this redevelopment than anyone at City Hall will ever admit to.</w:t>
+        <w:br/>
+        <w:t>Monica Yant Kinney writes Sunday, Tuesday and Thursday. Reach her at 856-779-3914 or myant@phillynews.com.</w:t>
       </w:r>
     </w:p>
     <w:sectPr>

--- a/example_articles/race_ethnicity/Multiple/5.race_ethnicity_Multiple_Other_publisher.docx
+++ b/example_articles/race_ethnicity/Multiple/5.race_ethnicity_Multiple_Other_publisher.docx
@@ -32,7 +32,7 @@
     </w:p>
     <w:p>
       <w:r>
-        <w:t>Raw race ethnicity result, 'race_ethnicity': Hispanic, Asian, Indian</w:t>
+        <w:t>Raw race ethnicity result, 'race_ethnicity': Hispanic, Asian, Indian (Asian)</w:t>
       </w:r>
     </w:p>
     <w:p>
